--- a/RFI-Docs/Navy Times 8-8-24--Camp Lejeune water survivors urged to file claim before deadline.docx
+++ b/RFI-Docs/Navy Times 8-8-24--Camp Lejeune water survivors urged to file claim before deadline.docx
@@ -4,8 +4,123 @@
   <w:body>
     <w:p>
       <w:pPr>
+        <w:jc w:val="left"/>
+      </w:pPr>
+      <w:r>
+        <w:rPr>
+          <w:color w:val="646464"/>
+          <w:sz w:val="18"/>
+        </w:rPr>
+        <w:t>Document: Navy Times 8-8-24--Camp Lejeune water survivors urged to file claim before deadline.docx</w:t>
+      </w:r>
+    </w:p>
+    <w:p>
+      <w:pPr>
+        <w:jc w:val="left"/>
+      </w:pPr>
+      <w:r>
+        <w:rPr>
+          <w:color w:val="646464"/>
+          <w:sz w:val="18"/>
+        </w:rPr>
+        <w:t>Title: Navy Times 8-8-24--Camp Lejeune water survivors urged to file claim before deadline</w:t>
+      </w:r>
+    </w:p>
+    <w:p>
+      <w:pPr>
+        <w:jc w:val="left"/>
+      </w:pPr>
+      <w:r>
+        <w:rPr>
+          <w:color w:val="646464"/>
+          <w:sz w:val="18"/>
+        </w:rPr>
+        <w:t>Topic: Toxic Exposure - MERP | Type: News Articles</w:t>
+      </w:r>
+    </w:p>
+    <w:p>
+      <w:pPr>
+        <w:jc w:val="left"/>
+      </w:pPr>
+      <w:r>
+        <w:rPr>
+          <w:color w:val="646464"/>
+          <w:sz w:val="18"/>
+        </w:rPr>
+        <w:t>Created: 2024-08-23 | By: Richman, Michael (VACO)</w:t>
+      </w:r>
+    </w:p>
+    <w:p>
+      <w:pPr>
+        <w:jc w:val="left"/>
+      </w:pPr>
+      <w:r>
+        <w:rPr>
+          <w:color w:val="646464"/>
+          <w:sz w:val="18"/>
+        </w:rPr>
+        <w:t>Modified: 2024-08-23 | By: Richman, Michael (VACO)</w:t>
+      </w:r>
+    </w:p>
+    <w:p>
+      <w:pPr>
+        <w:jc w:val="left"/>
+      </w:pPr>
+      <w:r>
+        <w:rPr>
+          <w:color w:val="C8C8C8"/>
+          <w:sz w:val="16"/>
+        </w:rPr>
+        <w:t>────────────────────────────────────────────────────────────────────────────────</w:t>
+      </w:r>
+    </w:p>
+    <w:p>
+      <w:pPr>
+        <w:jc w:val="left"/>
+      </w:pPr>
+      <w:r/>
+    </w:p>
+    <w:p>
+      <w:pPr>
+        <w:jc w:val="left"/>
+      </w:pPr>
+      <w:r>
+        <w:rPr>
+          <w:color w:val="646464"/>
+          <w:sz w:val="18"/>
+        </w:rPr>
+        <w:t>Topic: Toxic Exposure - MERP | Type: News Articles</w:t>
+      </w:r>
+    </w:p>
+    <w:p>
+      <w:pPr>
+        <w:jc w:val="left"/>
+      </w:pPr>
+      <w:r>
+        <w:rPr>
+          <w:color w:val="646464"/>
+          <w:sz w:val="18"/>
+        </w:rPr>
+        <w:t>Created: 2024-08-23 | By: Richman, Michael (VACO)</w:t>
+      </w:r>
+    </w:p>
+    <w:p>
+      <w:pPr>
+        <w:jc w:val="left"/>
+      </w:pPr>
+      <w:r>
+        <w:rPr>
+          <w:color w:val="646464"/>
+          <w:sz w:val="18"/>
+        </w:rPr>
+        <w:t>Modified: 2024-08-23 | By: Richman, Michael (VACO)</w:t>
+      </w:r>
+    </w:p>
+    <w:p>
+      <w:pPr>
         <w:shd w:val="clear" w:color="auto" w:fill="FFFFFF"/>
         <w:spacing w:before="100" w:beforeAutospacing="1" w:after="0" w:line="240" w:lineRule="auto"/>
+        <w:jc w:val="left"/>
         <w:textAlignment w:val="baseline"/>
         <w:outlineLvl w:val="0"/>
         <w:rPr>
@@ -22,17 +137,10 @@
       </w:pPr>
       <w:r>
         <w:rPr>
-          <w:rFonts w:ascii="IBM Plex Serif" w:eastAsia="Times New Roman" w:hAnsi="IBM Plex Serif" w:cs="Times New Roman"/>
-          <w:b/>
-          <w:bCs/>
-          <w:color w:val="000000"/>
-          <w:spacing w:val="-2"/>
-          <w:kern w:val="36"/>
-          <w:sz w:val="60"/>
-          <w:szCs w:val="60"/>
-          <w14:ligatures w14:val="none"/>
-        </w:rPr>
-        <w:t>Camp Lejeune water survivors urged to file claim before deadline</w:t>
+          <w:color w:val="C8C8C8"/>
+          <w:sz w:val="16"/>
+        </w:rPr>
+        <w:t>────────────────────────────────────────────────────────────────────────────────</w:t>
       </w:r>
     </w:p>
     <w:p>
@@ -49,48 +157,7 @@
           <w14:ligatures w14:val="none"/>
         </w:rPr>
       </w:pPr>
-      <w:r>
-        <w:rPr>
-          <w:rFonts w:ascii="IBM Plex Serif" w:eastAsia="Times New Roman" w:hAnsi="IBM Plex Serif" w:cs="Times New Roman"/>
-          <w:color w:val="000000"/>
-          <w:kern w:val="0"/>
-          <w:sz w:val="30"/>
-          <w:szCs w:val="30"/>
-          <w:bdr w:val="none" w:sz="0" w:space="0" w:color="auto" w:frame="1"/>
-          <w14:ligatures w14:val="none"/>
-        </w:rPr>
-        <w:t>By </w:t>
-      </w:r>
-      <w:hyperlink r:id="rId4" w:history="1">
-        <w:r>
-          <w:rPr>
-            <w:rFonts w:ascii="IBM Plex Serif" w:eastAsia="Times New Roman" w:hAnsi="IBM Plex Serif" w:cs="Times New Roman"/>
-            <w:color w:val="0000FF"/>
-            <w:kern w:val="0"/>
-            <w:sz w:val="30"/>
-            <w:szCs w:val="30"/>
-            <w:u w:val="single"/>
-            <w:bdr w:val="none" w:sz="0" w:space="0" w:color="auto" w:frame="1"/>
-            <w14:ligatures w14:val="none"/>
-          </w:rPr>
-          <w:t>Riley </w:t>
-        </w:r>
-        <w:proofErr w:type="spellStart"/>
-        <w:r>
-          <w:rPr>
-            <w:rFonts w:ascii="IBM Plex Serif" w:eastAsia="Times New Roman" w:hAnsi="IBM Plex Serif" w:cs="Times New Roman"/>
-            <w:color w:val="0000FF"/>
-            <w:kern w:val="0"/>
-            <w:sz w:val="30"/>
-            <w:szCs w:val="30"/>
-            <w:u w:val="single"/>
-            <w:bdr w:val="none" w:sz="0" w:space="0" w:color="auto" w:frame="1"/>
-            <w14:ligatures w14:val="none"/>
-          </w:rPr>
-          <w:t>Ceder</w:t>
-        </w:r>
-        <w:proofErr w:type="spellEnd"/>
-      </w:hyperlink>
+      <w:r/>
     </w:p>
     <w:p>
       <w:pPr>
